--- a/flow/20230927_hours/drafts/2024-07-g/22.07.docx
+++ b/flow/20230927_hours/drafts/2024-07-g/22.07.docx
@@ -101,18 +101,15 @@
     </w:p>
     <w:p>
       <w:pPr>
-        <w:spacing w:line="240" w:lineRule="auto"/>
-        <w:rPr>
-          <w:rFonts w:ascii="Times New Roman" w:hAnsi="Times New Roman"/>
-          <w:sz w:val="24"/>
-        </w:rPr>
-      </w:pPr>
-      <w:r>
-        <w:rPr>
-          <w:rFonts w:ascii="Times New Roman" w:hAnsi="Times New Roman"/>
-          <w:sz w:val="24"/>
-        </w:rPr>
-        <w:t>Царю небесний, утішителю, Душе істини,* що всюди єси і все наповняєш,* скарбе дібр і життя подателю,* прийди і вселися в нас,* і очисти нас від усякої скверни,* і спаси, Благий, душі наші.</w:t>
+        <w:pStyle w:val="a"/>
+        <w:spacing w:after="120"/>
+      </w:pPr>
+      <w:r>
+        <w:rPr>
+          <w:rFonts w:ascii="Times New Roman" w:hAnsi="Times New Roman"/>
+          <w:sz w:val="24"/>
+        </w:rPr>
+        <w:t>Ца́рю небе́сний, утіши́телю, Ду́ше íстини,* що всю́ди єси́ і все наповня́єш,* скарбни́це благ і життя́ пода́телю,* прийди́, і всели́ся в нас,* і очи́сти нас від уся́кої скве́рни,* і спаси́, благи́й, ду́ші на́ші.</w:t>
       </w:r>
     </w:p>
     <w:p>
@@ -335,58 +332,24 @@
     </w:p>
     <w:p>
       <w:pPr>
-        <w:spacing w:line="240" w:lineRule="auto"/>
-        <w:rPr>
-          <w:rFonts w:ascii="Times New Roman" w:hAnsi="Times New Roman"/>
-          <w:sz w:val="24"/>
-        </w:rPr>
-      </w:pPr>
-      <w:r>
-        <w:rPr>
-          <w:rFonts w:ascii="Times New Roman" w:hAnsi="Times New Roman"/>
-          <w:i/>
-          <w:color w:val="FF0000"/>
-          <w:sz w:val="24"/>
-        </w:rPr>
-        <w:t>Священик</w:t>
-      </w:r>
-      <w:r>
-        <w:rPr>
-          <w:rFonts w:ascii="Times New Roman" w:hAnsi="Times New Roman"/>
-          <w:i/>
-          <w:color w:val="FF0000"/>
-          <w:sz w:val="24"/>
-        </w:rPr>
-        <w:t>:</w:t>
-      </w:r>
-      <w:r>
-        <w:rPr>
-          <w:rFonts w:ascii="Times New Roman" w:hAnsi="Times New Roman"/>
-          <w:color w:val="FF0000"/>
-          <w:sz w:val="24"/>
-        </w:rPr>
-        <w:t xml:space="preserve"> </w:t>
-      </w:r>
-      <w:r>
-        <w:rPr>
-          <w:rFonts w:ascii="Times New Roman" w:hAnsi="Times New Roman"/>
-          <w:sz w:val="24"/>
-        </w:rPr>
-        <w:t xml:space="preserve">Бо твоє є царство, і сила, і слава, Отця, і Сина, і Святого Духа, нині і повсякчас, і на віки </w:t>
-      </w:r>
-      <w:r>
-        <w:rPr>
-          <w:rFonts w:ascii="Times New Roman" w:hAnsi="Times New Roman"/>
-          <w:sz w:val="24"/>
-        </w:rPr>
-        <w:t>віків</w:t>
-      </w:r>
-      <w:r>
-        <w:rPr>
-          <w:rFonts w:ascii="Times New Roman" w:hAnsi="Times New Roman"/>
-          <w:sz w:val="24"/>
-        </w:rPr>
-        <w:t>.</w:t>
+        <w:pStyle w:val="a"/>
+        <w:spacing w:after="120"/>
+      </w:pPr>
+      <w:r>
+        <w:rPr>
+          <w:rFonts w:ascii="Times New Roman" w:hAnsi="Times New Roman"/>
+          <w:i/>
+          <w:color w:val="FF0000"/>
+          <w:sz w:val="24"/>
+        </w:rPr>
+        <w:t>Священник:</w:t>
+      </w:r>
+      <w:r>
+        <w:rPr>
+          <w:rFonts w:ascii="Times New Roman" w:hAnsi="Times New Roman"/>
+          <w:sz w:val="24"/>
+        </w:rPr>
+        <w:t xml:space="preserve"> Бо Твоє є царство, і сила, і слава, Отця, і Сина, і Святого Духа, нині, і повсякчас, і на віки віків.</w:t>
       </w:r>
     </w:p>
     <w:p>
@@ -1940,41 +1903,24 @@
     </w:p>
     <w:p>
       <w:pPr>
-        <w:spacing w:line="240" w:lineRule="auto"/>
-        <w:rPr>
-          <w:rFonts w:ascii="Times New Roman" w:hAnsi="Times New Roman"/>
-          <w:sz w:val="24"/>
-        </w:rPr>
-      </w:pPr>
-      <w:r>
-        <w:rPr>
-          <w:rFonts w:ascii="Times New Roman" w:hAnsi="Times New Roman"/>
-          <w:i/>
-          <w:color w:val="FF0000"/>
-          <w:sz w:val="24"/>
-        </w:rPr>
-        <w:t xml:space="preserve">Священик: </w:t>
-      </w:r>
-      <w:r>
-        <w:rPr>
-          <w:rFonts w:ascii="Times New Roman" w:hAnsi="Times New Roman"/>
-          <w:sz w:val="24"/>
-        </w:rPr>
-        <w:t xml:space="preserve">Бо твоє є царство, і сила, і слава, Отця, і Сина, і Святого Духа, нині і повсякчас, і на віки </w:t>
-      </w:r>
-      <w:r>
-        <w:rPr>
-          <w:rFonts w:ascii="Times New Roman" w:hAnsi="Times New Roman"/>
-          <w:sz w:val="24"/>
-        </w:rPr>
-        <w:t>віків</w:t>
-      </w:r>
-      <w:r>
-        <w:rPr>
-          <w:rFonts w:ascii="Times New Roman" w:hAnsi="Times New Roman"/>
-          <w:sz w:val="24"/>
-        </w:rPr>
-        <w:t>.</w:t>
+        <w:pStyle w:val="a"/>
+        <w:spacing w:after="120"/>
+      </w:pPr>
+      <w:r>
+        <w:rPr>
+          <w:rFonts w:ascii="Times New Roman" w:hAnsi="Times New Roman"/>
+          <w:i/>
+          <w:color w:val="FF0000"/>
+          <w:sz w:val="24"/>
+        </w:rPr>
+        <w:t>Священник:</w:t>
+      </w:r>
+      <w:r>
+        <w:rPr>
+          <w:rFonts w:ascii="Times New Roman" w:hAnsi="Times New Roman"/>
+          <w:sz w:val="24"/>
+        </w:rPr>
+        <w:t xml:space="preserve"> Бо Твоє є царство, і сила, і слава, Отця, і Сина, і Святого Духа, нині, і повсякчас, і на віки віків.</w:t>
       </w:r>
     </w:p>
     <w:p>
@@ -2655,18 +2601,15 @@
     </w:p>
     <w:p>
       <w:pPr>
-        <w:spacing w:line="240" w:lineRule="auto"/>
-        <w:rPr>
-          <w:rFonts w:ascii="Times New Roman" w:hAnsi="Times New Roman"/>
-          <w:sz w:val="24"/>
-        </w:rPr>
-      </w:pPr>
-      <w:r>
-        <w:rPr>
-          <w:rFonts w:ascii="Times New Roman" w:hAnsi="Times New Roman"/>
-          <w:sz w:val="24"/>
-        </w:rPr>
-        <w:t>Царю небесний, утішителю, Душе істини,* що всюди єси і все наповняєш,* скарбе дібр і життя подателю,* прийди і вселися в нас,* і очисти нас від усякої скверни,* і спаси, Благий, душі наші.</w:t>
+        <w:pStyle w:val="a"/>
+        <w:spacing w:after="120"/>
+      </w:pPr>
+      <w:r>
+        <w:rPr>
+          <w:rFonts w:ascii="Times New Roman" w:hAnsi="Times New Roman"/>
+          <w:sz w:val="24"/>
+        </w:rPr>
+        <w:t>Ца́рю небе́сний, утіши́телю, Ду́ше íстини,* що всю́ди єси́ і все наповня́єш,* скарбни́це благ і життя́ пода́телю,* прийди́, і всели́ся в нас,* і очи́сти нас від уся́кої скве́рни,* і спаси́, благи́й, ду́ші на́ші.</w:t>
       </w:r>
     </w:p>
     <w:p>
@@ -2903,41 +2846,24 @@
     </w:p>
     <w:p>
       <w:pPr>
-        <w:spacing w:line="240" w:lineRule="auto"/>
-        <w:rPr>
-          <w:rFonts w:ascii="Times New Roman" w:hAnsi="Times New Roman"/>
-          <w:sz w:val="24"/>
-        </w:rPr>
-      </w:pPr>
-      <w:r>
-        <w:rPr>
-          <w:rFonts w:ascii="Times New Roman" w:hAnsi="Times New Roman"/>
-          <w:i/>
-          <w:color w:val="FF0000"/>
-          <w:sz w:val="24"/>
-        </w:rPr>
-        <w:t xml:space="preserve">Священик: </w:t>
-      </w:r>
-      <w:r>
-        <w:rPr>
-          <w:rFonts w:ascii="Times New Roman" w:hAnsi="Times New Roman"/>
-          <w:sz w:val="24"/>
-        </w:rPr>
-        <w:t xml:space="preserve">Бо твоє є царство, і сила, і слава, Отця, і Сина, і Святого Духа, нині і повсякчас, і на віки </w:t>
-      </w:r>
-      <w:r>
-        <w:rPr>
-          <w:rFonts w:ascii="Times New Roman" w:hAnsi="Times New Roman"/>
-          <w:sz w:val="24"/>
-        </w:rPr>
-        <w:t>віків</w:t>
-      </w:r>
-      <w:r>
-        <w:rPr>
-          <w:rFonts w:ascii="Times New Roman" w:hAnsi="Times New Roman"/>
-          <w:sz w:val="24"/>
-        </w:rPr>
-        <w:t>.</w:t>
+        <w:pStyle w:val="a"/>
+        <w:spacing w:after="120"/>
+      </w:pPr>
+      <w:r>
+        <w:rPr>
+          <w:rFonts w:ascii="Times New Roman" w:hAnsi="Times New Roman"/>
+          <w:i/>
+          <w:color w:val="FF0000"/>
+          <w:sz w:val="24"/>
+        </w:rPr>
+        <w:t>Священник:</w:t>
+      </w:r>
+      <w:r>
+        <w:rPr>
+          <w:rFonts w:ascii="Times New Roman" w:hAnsi="Times New Roman"/>
+          <w:sz w:val="24"/>
+        </w:rPr>
+        <w:t xml:space="preserve"> Бо Твоє є царство, і сила, і слава, Отця, і Сина, і Святого Духа, нині, і повсякчас, і на віки віків.</w:t>
       </w:r>
     </w:p>
     <w:p>
@@ -4885,41 +4811,24 @@
     </w:p>
     <w:p>
       <w:pPr>
-        <w:spacing w:line="240" w:lineRule="auto"/>
-        <w:rPr>
-          <w:rFonts w:ascii="Times New Roman" w:hAnsi="Times New Roman"/>
-          <w:sz w:val="24"/>
-        </w:rPr>
-      </w:pPr>
-      <w:r>
-        <w:rPr>
-          <w:rFonts w:ascii="Times New Roman" w:hAnsi="Times New Roman"/>
-          <w:i/>
-          <w:color w:val="FF0000"/>
-          <w:sz w:val="24"/>
-        </w:rPr>
-        <w:t xml:space="preserve">Священик: </w:t>
-      </w:r>
-      <w:r>
-        <w:rPr>
-          <w:rFonts w:ascii="Times New Roman" w:hAnsi="Times New Roman"/>
-          <w:sz w:val="24"/>
-        </w:rPr>
-        <w:t xml:space="preserve">Бо твоє є царство, і сила, і слава, Отця, і Сина, і Святого Духа, нині і повсякчас, і на віки </w:t>
-      </w:r>
-      <w:r>
-        <w:rPr>
-          <w:rFonts w:ascii="Times New Roman" w:hAnsi="Times New Roman"/>
-          <w:sz w:val="24"/>
-        </w:rPr>
-        <w:t>віків</w:t>
-      </w:r>
-      <w:r>
-        <w:rPr>
-          <w:rFonts w:ascii="Times New Roman" w:hAnsi="Times New Roman"/>
-          <w:sz w:val="24"/>
-        </w:rPr>
-        <w:t>.</w:t>
+        <w:pStyle w:val="a"/>
+        <w:spacing w:after="120"/>
+      </w:pPr>
+      <w:r>
+        <w:rPr>
+          <w:rFonts w:ascii="Times New Roman" w:hAnsi="Times New Roman"/>
+          <w:i/>
+          <w:color w:val="FF0000"/>
+          <w:sz w:val="24"/>
+        </w:rPr>
+        <w:t>Священник:</w:t>
+      </w:r>
+      <w:r>
+        <w:rPr>
+          <w:rFonts w:ascii="Times New Roman" w:hAnsi="Times New Roman"/>
+          <w:sz w:val="24"/>
+        </w:rPr>
+        <w:t xml:space="preserve"> Бо Твоє є царство, і сила, і слава, Отця, і Сина, і Святого Духа, нині, і повсякчас, і на віки віків.</w:t>
       </w:r>
     </w:p>
     <w:p>
@@ -5677,18 +5586,15 @@
     </w:p>
     <w:p>
       <w:pPr>
-        <w:spacing w:line="240" w:lineRule="auto"/>
-        <w:rPr>
-          <w:rFonts w:ascii="Times New Roman" w:hAnsi="Times New Roman"/>
-          <w:sz w:val="24"/>
-        </w:rPr>
-      </w:pPr>
-      <w:r>
-        <w:rPr>
-          <w:rFonts w:ascii="Times New Roman" w:hAnsi="Times New Roman"/>
-          <w:sz w:val="24"/>
-        </w:rPr>
-        <w:t>Царю небесний, утішителю, Душе істини,* що всюди єси і все наповняєш,* скарбе дібр і життя подателю,* прийди і вселися в нас,* і очисти нас від усякої скверни,* і спаси, Благий, душі наші.</w:t>
+        <w:pStyle w:val="a"/>
+        <w:spacing w:after="120"/>
+      </w:pPr>
+      <w:r>
+        <w:rPr>
+          <w:rFonts w:ascii="Times New Roman" w:hAnsi="Times New Roman"/>
+          <w:sz w:val="24"/>
+        </w:rPr>
+        <w:t>Ца́рю небе́сний, утіши́телю, Ду́ше íстини,* що всю́ди єси́ і все наповня́єш,* скарбни́це благ і життя́ пода́телю,* прийди́, і всели́ся в нас,* і очи́сти нас від уся́кої скве́рни,* і спаси́, благи́й, ду́ші на́ші.</w:t>
       </w:r>
     </w:p>
     <w:p>
@@ -5911,41 +5817,24 @@
     </w:p>
     <w:p>
       <w:pPr>
-        <w:spacing w:line="240" w:lineRule="auto"/>
-        <w:rPr>
-          <w:rFonts w:ascii="Times New Roman" w:hAnsi="Times New Roman"/>
-          <w:sz w:val="24"/>
-        </w:rPr>
-      </w:pPr>
-      <w:r>
-        <w:rPr>
-          <w:rFonts w:ascii="Times New Roman" w:hAnsi="Times New Roman"/>
-          <w:i/>
-          <w:color w:val="FF0000"/>
-          <w:sz w:val="24"/>
-        </w:rPr>
-        <w:t xml:space="preserve">Священик: </w:t>
-      </w:r>
-      <w:r>
-        <w:rPr>
-          <w:rFonts w:ascii="Times New Roman" w:hAnsi="Times New Roman"/>
-          <w:sz w:val="24"/>
-        </w:rPr>
-        <w:t xml:space="preserve">Бо твоє є царство, і сила, і слава, Отця, і Сина, і Святого Духа, нині і повсякчас, і на віки </w:t>
-      </w:r>
-      <w:r>
-        <w:rPr>
-          <w:rFonts w:ascii="Times New Roman" w:hAnsi="Times New Roman"/>
-          <w:sz w:val="24"/>
-        </w:rPr>
-        <w:t>віків</w:t>
-      </w:r>
-      <w:r>
-        <w:rPr>
-          <w:rFonts w:ascii="Times New Roman" w:hAnsi="Times New Roman"/>
-          <w:sz w:val="24"/>
-        </w:rPr>
-        <w:t>.</w:t>
+        <w:pStyle w:val="a"/>
+        <w:spacing w:after="120"/>
+      </w:pPr>
+      <w:r>
+        <w:rPr>
+          <w:rFonts w:ascii="Times New Roman" w:hAnsi="Times New Roman"/>
+          <w:i/>
+          <w:color w:val="FF0000"/>
+          <w:sz w:val="24"/>
+        </w:rPr>
+        <w:t>Священник:</w:t>
+      </w:r>
+      <w:r>
+        <w:rPr>
+          <w:rFonts w:ascii="Times New Roman" w:hAnsi="Times New Roman"/>
+          <w:sz w:val="24"/>
+        </w:rPr>
+        <w:t xml:space="preserve"> Бо Твоє є царство, і сила, і слава, Отця, і Сина, і Святого Духа, нині, і повсякчас, і на віки віків.</w:t>
       </w:r>
     </w:p>
     <w:p>
@@ -7906,41 +7795,24 @@
     </w:p>
     <w:p>
       <w:pPr>
-        <w:spacing w:line="240" w:lineRule="auto"/>
-        <w:rPr>
-          <w:rFonts w:ascii="Times New Roman" w:hAnsi="Times New Roman"/>
-          <w:sz w:val="24"/>
-        </w:rPr>
-      </w:pPr>
-      <w:r>
-        <w:rPr>
-          <w:rFonts w:ascii="Times New Roman" w:hAnsi="Times New Roman"/>
-          <w:i/>
-          <w:color w:val="FF0000"/>
-          <w:sz w:val="24"/>
-        </w:rPr>
-        <w:t xml:space="preserve">Священик: </w:t>
-      </w:r>
-      <w:r>
-        <w:rPr>
-          <w:rFonts w:ascii="Times New Roman" w:hAnsi="Times New Roman"/>
-          <w:sz w:val="24"/>
-        </w:rPr>
-        <w:t xml:space="preserve">Бо твоє є царство, і сила, і слава, Отця, і Сина, і Святого Духа, нині і повсякчас, і на віки </w:t>
-      </w:r>
-      <w:r>
-        <w:rPr>
-          <w:rFonts w:ascii="Times New Roman" w:hAnsi="Times New Roman"/>
-          <w:sz w:val="24"/>
-        </w:rPr>
-        <w:t>віків</w:t>
-      </w:r>
-      <w:r>
-        <w:rPr>
-          <w:rFonts w:ascii="Times New Roman" w:hAnsi="Times New Roman"/>
-          <w:sz w:val="24"/>
-        </w:rPr>
-        <w:t>.</w:t>
+        <w:pStyle w:val="a"/>
+        <w:spacing w:after="120"/>
+      </w:pPr>
+      <w:r>
+        <w:rPr>
+          <w:rFonts w:ascii="Times New Roman" w:hAnsi="Times New Roman"/>
+          <w:i/>
+          <w:color w:val="FF0000"/>
+          <w:sz w:val="24"/>
+        </w:rPr>
+        <w:t>Священник:</w:t>
+      </w:r>
+      <w:r>
+        <w:rPr>
+          <w:rFonts w:ascii="Times New Roman" w:hAnsi="Times New Roman"/>
+          <w:sz w:val="24"/>
+        </w:rPr>
+        <w:t xml:space="preserve"> Бо Твоє є царство, і сила, і слава, Отця, і Сина, і Святого Духа, нині, і повсякчас, і на віки віків.</w:t>
       </w:r>
     </w:p>
     <w:p>
@@ -8817,18 +8689,15 @@
     </w:p>
     <w:p>
       <w:pPr>
-        <w:spacing w:line="240" w:lineRule="auto"/>
-        <w:rPr>
-          <w:rFonts w:ascii="Times New Roman" w:hAnsi="Times New Roman"/>
-          <w:sz w:val="24"/>
-        </w:rPr>
-      </w:pPr>
-      <w:r>
-        <w:rPr>
-          <w:rFonts w:ascii="Times New Roman" w:hAnsi="Times New Roman"/>
-          <w:sz w:val="24"/>
-        </w:rPr>
-        <w:t>Царю небесний, утішителю, Душе істини,* що всюди єси і все наповняєш,* скарбе дібр і життя подателю,* прийди і вселися в нас,* і очисти нас від усякої скверни,* і спаси, Благий, душі наші.</w:t>
+        <w:pStyle w:val="a"/>
+        <w:spacing w:after="120"/>
+      </w:pPr>
+      <w:r>
+        <w:rPr>
+          <w:rFonts w:ascii="Times New Roman" w:hAnsi="Times New Roman"/>
+          <w:sz w:val="24"/>
+        </w:rPr>
+        <w:t>Ца́рю небе́сний, утіши́телю, Ду́ше íстини,* що всю́ди єси́ і все наповня́єш,* скарбни́це благ і життя́ пода́телю,* прийди́, і всели́ся в нас,* і очи́сти нас від уся́кої скве́рни,* і спаси́, благи́й, ду́ші на́ші.</w:t>
       </w:r>
     </w:p>
     <w:p>
@@ -9037,41 +8906,24 @@
     </w:p>
     <w:p>
       <w:pPr>
-        <w:spacing w:line="240" w:lineRule="auto"/>
-        <w:rPr>
-          <w:rFonts w:ascii="Times New Roman" w:hAnsi="Times New Roman"/>
-          <w:sz w:val="24"/>
-        </w:rPr>
-      </w:pPr>
-      <w:r>
-        <w:rPr>
-          <w:rFonts w:ascii="Times New Roman" w:hAnsi="Times New Roman"/>
-          <w:i/>
-          <w:color w:val="FF0000"/>
-          <w:sz w:val="24"/>
-        </w:rPr>
-        <w:t xml:space="preserve">Священик: </w:t>
-      </w:r>
-      <w:r>
-        <w:rPr>
-          <w:rFonts w:ascii="Times New Roman" w:hAnsi="Times New Roman"/>
-          <w:sz w:val="24"/>
-        </w:rPr>
-        <w:t xml:space="preserve">Бо твоє є царство, і сила, і слава, Отця, і Сина, і Святого Духа, нині і повсякчас, і на віки </w:t>
-      </w:r>
-      <w:r>
-        <w:rPr>
-          <w:rFonts w:ascii="Times New Roman" w:hAnsi="Times New Roman"/>
-          <w:sz w:val="24"/>
-        </w:rPr>
-        <w:t>віків</w:t>
-      </w:r>
-      <w:r>
-        <w:rPr>
-          <w:rFonts w:ascii="Times New Roman" w:hAnsi="Times New Roman"/>
-          <w:sz w:val="24"/>
-        </w:rPr>
-        <w:t>.</w:t>
+        <w:pStyle w:val="a"/>
+        <w:spacing w:after="120"/>
+      </w:pPr>
+      <w:r>
+        <w:rPr>
+          <w:rFonts w:ascii="Times New Roman" w:hAnsi="Times New Roman"/>
+          <w:i/>
+          <w:color w:val="FF0000"/>
+          <w:sz w:val="24"/>
+        </w:rPr>
+        <w:t>Священник:</w:t>
+      </w:r>
+      <w:r>
+        <w:rPr>
+          <w:rFonts w:ascii="Times New Roman" w:hAnsi="Times New Roman"/>
+          <w:sz w:val="24"/>
+        </w:rPr>
+        <w:t xml:space="preserve"> Бо Твоє є царство, і сила, і слава, Отця, і Сина, і Святого Духа, нині, і повсякчас, і на віки віків.</w:t>
       </w:r>
     </w:p>
     <w:p>
@@ -10599,41 +10451,24 @@
     </w:p>
     <w:p>
       <w:pPr>
-        <w:spacing w:line="240" w:lineRule="auto"/>
-        <w:rPr>
-          <w:rFonts w:ascii="Times New Roman" w:hAnsi="Times New Roman"/>
-          <w:sz w:val="24"/>
-        </w:rPr>
-      </w:pPr>
-      <w:r>
-        <w:rPr>
-          <w:rFonts w:ascii="Times New Roman" w:hAnsi="Times New Roman"/>
-          <w:i/>
-          <w:color w:val="FF0000"/>
-          <w:sz w:val="24"/>
-        </w:rPr>
-        <w:t xml:space="preserve">Священик: </w:t>
-      </w:r>
-      <w:r>
-        <w:rPr>
-          <w:rFonts w:ascii="Times New Roman" w:hAnsi="Times New Roman"/>
-          <w:sz w:val="24"/>
-        </w:rPr>
-        <w:t xml:space="preserve">Бо твоє є царство, і сила, і слава, Отця, і Сина, і Святого Духа, нині і повсякчас, і на віки </w:t>
-      </w:r>
-      <w:r>
-        <w:rPr>
-          <w:rFonts w:ascii="Times New Roman" w:hAnsi="Times New Roman"/>
-          <w:sz w:val="24"/>
-        </w:rPr>
-        <w:t>віків</w:t>
-      </w:r>
-      <w:r>
-        <w:rPr>
-          <w:rFonts w:ascii="Times New Roman" w:hAnsi="Times New Roman"/>
-          <w:sz w:val="24"/>
-        </w:rPr>
-        <w:t>.</w:t>
+        <w:pStyle w:val="a"/>
+        <w:spacing w:after="120"/>
+      </w:pPr>
+      <w:r>
+        <w:rPr>
+          <w:rFonts w:ascii="Times New Roman" w:hAnsi="Times New Roman"/>
+          <w:i/>
+          <w:color w:val="FF0000"/>
+          <w:sz w:val="24"/>
+        </w:rPr>
+        <w:t>Священник:</w:t>
+      </w:r>
+      <w:r>
+        <w:rPr>
+          <w:rFonts w:ascii="Times New Roman" w:hAnsi="Times New Roman"/>
+          <w:sz w:val="24"/>
+        </w:rPr>
+        <w:t xml:space="preserve"> Бо Твоє є царство, і сила, і слава, Отця, і Сина, і Святого Духа, нині, і повсякчас, і на віки віків.</w:t>
       </w:r>
     </w:p>
     <w:p>

--- a/flow/20230927_hours/drafts/2024-07-g/22.07.docx
+++ b/flow/20230927_hours/drafts/2024-07-g/22.07.docx
@@ -4448,23 +4448,21 @@
       </w:r>
     </w:p>
     <w:p>
-      <w:pPr>
-        <w:spacing w:line="240" w:lineRule="auto"/>
-        <w:rPr>
-          <w:rFonts w:ascii="Times New Roman" w:hAnsi="Times New Roman"/>
-          <w:i/>
-          <w:color w:val="FF0000"/>
-          <w:sz w:val="24"/>
-        </w:rPr>
-      </w:pPr>
-      <w:r>
-        <w:rPr>
-          <w:rFonts w:ascii="Times New Roman" w:hAnsi="Times New Roman"/>
-          <w:i/>
-          <w:color w:val="FF0000"/>
-          <w:sz w:val="24"/>
-        </w:rPr>
-        <w:t xml:space="preserve">Тропар </w:t>
+      <w:r>
+        <w:rPr>
+          <w:rFonts w:ascii="Times New Roman" w:hAnsi="Times New Roman"/>
+          <w:i/>
+          <w:color w:val="FF0000"/>
+          <w:sz w:val="24"/>
+        </w:rPr>
+        <w:t xml:space="preserve">Тропар (г. 1): </w:t>
+      </w:r>
+      <w:r>
+        <w:rPr>
+          <w:rFonts w:ascii="Times New Roman" w:hAnsi="Times New Roman"/>
+          <w:sz w:val="24"/>
+        </w:rPr>
+        <w:t>За Христом, що від Діви народився задля нас,* ішла ти, чесна Маріє Магдалино,* заховуючи його устави і заповіді.* Тому днесь всесвяту твою пам’ять святкуємо,* і одержуємо задля твоїх молитов відпущення гріхів.</w:t>
       </w:r>
     </w:p>
     <w:p>
@@ -4857,23 +4855,21 @@
       </w:r>
     </w:p>
     <w:p>
-      <w:pPr>
-        <w:spacing w:line="240" w:lineRule="auto"/>
-        <w:rPr>
-          <w:rFonts w:ascii="Times New Roman" w:hAnsi="Times New Roman"/>
-          <w:i/>
-          <w:color w:val="FF0000"/>
-          <w:sz w:val="24"/>
-        </w:rPr>
-      </w:pPr>
-      <w:r>
-        <w:rPr>
-          <w:rFonts w:ascii="Times New Roman" w:hAnsi="Times New Roman"/>
-          <w:i/>
-          <w:color w:val="FF0000"/>
-          <w:sz w:val="24"/>
-        </w:rPr>
-        <w:t xml:space="preserve">Кондак </w:t>
+      <w:r>
+        <w:rPr>
+          <w:rFonts w:ascii="Times New Roman" w:hAnsi="Times New Roman"/>
+          <w:i/>
+          <w:color w:val="FF0000"/>
+          <w:sz w:val="24"/>
+        </w:rPr>
+        <w:t xml:space="preserve">Кондак (г. 2): </w:t>
+      </w:r>
+      <w:r>
+        <w:rPr>
+          <w:rFonts w:ascii="Times New Roman" w:hAnsi="Times New Roman"/>
+          <w:sz w:val="24"/>
+        </w:rPr>
+        <w:t>Коли ти стояла, преславна, під хрестом Спасовим з іншими багатьма* і страдала з Матір’ю Господньою, та сльози проливала,* це на похвалу принесла ти, кажучи: Що це за дивне чудо?* Той, який усе сотворіння утримує, зволив терпіти.* Слава владі твоїй.</w:t>
       </w:r>
     </w:p>
     <w:p>
@@ -10024,23 +10020,40 @@
       </w:r>
     </w:p>
     <w:p>
-      <w:pPr>
-        <w:spacing w:line="240" w:lineRule="auto"/>
-        <w:rPr>
-          <w:rFonts w:ascii="Times New Roman" w:hAnsi="Times New Roman"/>
-          <w:i/>
-          <w:color w:val="FF0000"/>
-          <w:sz w:val="24"/>
-        </w:rPr>
-      </w:pPr>
-      <w:r>
-        <w:rPr>
-          <w:rFonts w:ascii="Times New Roman" w:hAnsi="Times New Roman"/>
-          <w:i/>
-          <w:color w:val="FF0000"/>
-          <w:sz w:val="24"/>
-        </w:rPr>
-        <w:t xml:space="preserve">Тропар </w:t>
+      <w:r>
+        <w:rPr>
+          <w:rFonts w:ascii="Times New Roman" w:hAnsi="Times New Roman"/>
+          <w:i/>
+          <w:color w:val="FF0000"/>
+          <w:sz w:val="24"/>
+          <w:highlight w:val="white"/>
+        </w:rPr>
+        <w:t xml:space="preserve">Тропар (г. 4): </w:t>
+      </w:r>
+      <w:r>
+        <w:rPr>
+          <w:rFonts w:ascii="Times New Roman" w:hAnsi="Times New Roman"/>
+          <w:sz w:val="24"/>
+          <w:highlight w:val="white"/>
+        </w:rPr>
+        <w:t>I обичаїв апостолів причасником* і їх намісником стався ти,* знайшов ти шлях, богонатхненний,* як дійти до видіння.* Задля того слово істини справляючи,* і задля віри постраждав Ти аж до крови, священномученику Фоко</w:t>
+      </w:r>
+      <w:r>
+        <w:rPr>
+          <w:rFonts w:ascii="Times New Roman" w:hAnsi="Times New Roman"/>
+          <w:i/>
+          <w:sz w:val="24"/>
+          <w:highlight w:val="white"/>
+        </w:rPr>
+        <w:t xml:space="preserve">,* </w:t>
+      </w:r>
+      <w:r>
+        <w:rPr>
+          <w:rFonts w:ascii="Times New Roman" w:hAnsi="Times New Roman"/>
+          <w:sz w:val="24"/>
+          <w:highlight w:val="white"/>
+        </w:rPr>
+        <w:t>моли Христа Бога, щоб спаслися душі наші.</w:t>
       </w:r>
     </w:p>
     <w:p>
@@ -10497,23 +10510,21 @@
       </w:r>
     </w:p>
     <w:p>
-      <w:pPr>
-        <w:spacing w:line="240" w:lineRule="auto"/>
-        <w:rPr>
-          <w:rFonts w:ascii="Times New Roman" w:hAnsi="Times New Roman"/>
-          <w:i/>
-          <w:color w:val="FF0000"/>
-          <w:sz w:val="24"/>
-        </w:rPr>
-      </w:pPr>
-      <w:r>
-        <w:rPr>
-          <w:rFonts w:ascii="Times New Roman" w:hAnsi="Times New Roman"/>
-          <w:i/>
-          <w:color w:val="FF0000"/>
-          <w:sz w:val="24"/>
-        </w:rPr>
-        <w:t xml:space="preserve">Кондак </w:t>
+      <w:r>
+        <w:rPr>
+          <w:rFonts w:ascii="Times New Roman" w:hAnsi="Times New Roman"/>
+          <w:i/>
+          <w:color w:val="FF0000"/>
+          <w:sz w:val="24"/>
+        </w:rPr>
+        <w:t xml:space="preserve">Кондак (г. 6): </w:t>
+      </w:r>
+      <w:r>
+        <w:rPr>
+          <w:rFonts w:ascii="Times New Roman" w:hAnsi="Times New Roman"/>
+          <w:sz w:val="24"/>
+        </w:rPr>
+        <w:t>Як святитель приносячи, отче, жертви,* вкінці себе приніс єси як жертву живу,* свідчивши за законом про Христа Бога, ангелами утверджуваний,* і смерть вибираючи, ти є з тими, які оспівують тебе:* прийди, Фоко, з нами, і ніхто проти нас.</w:t>
       </w:r>
     </w:p>
     <w:p>
